--- a/documents/Định Nghĩa Chương Trình.docx
+++ b/documents/Định Nghĩa Chương Trình.docx
@@ -17,6 +17,569 @@
           <w:szCs w:val="32"/>
         </w:rPr>
         <w:t>File: main.js (File logic chính / backend cho toàn bộ chương trình)</w:t>
+      </w:r>
+    </w:p>
+    <w:p>
+      <w:pPr>
+        <w:pStyle w:val="ListParagraph"/>
+        <w:numPr>
+          <w:ilvl w:val="0"/>
+          <w:numId w:val="3"/>
+        </w:numPr>
+        <w:rPr>
+          <w:color w:val="EE0000"/>
+          <w:sz w:val="36"/>
+          <w:szCs w:val="36"/>
+        </w:rPr>
+      </w:pPr>
+      <w:r>
+        <w:rPr>
+          <w:color w:val="EE0000"/>
+          <w:sz w:val="36"/>
+          <w:szCs w:val="36"/>
+        </w:rPr>
+        <w:t>$(document).ready(function ()</w:t>
+      </w:r>
+      <w:r>
+        <w:rPr>
+          <w:color w:val="EE0000"/>
+          <w:sz w:val="36"/>
+          <w:szCs w:val="36"/>
+        </w:rPr>
+        <w:t xml:space="preserve"> {})</w:t>
+      </w:r>
+      <w:r>
+        <w:rPr>
+          <w:color w:val="EE0000"/>
+          <w:sz w:val="36"/>
+          <w:szCs w:val="36"/>
+        </w:rPr>
+        <w:t xml:space="preserve"> - </w:t>
+      </w:r>
+      <w:r>
+        <w:rPr>
+          <w:color w:val="EE0000"/>
+          <w:sz w:val="36"/>
+          <w:szCs w:val="36"/>
+        </w:rPr>
+        <w:t>jQ</w:t>
+      </w:r>
+      <w:r>
+        <w:rPr>
+          <w:color w:val="EE0000"/>
+          <w:sz w:val="36"/>
+          <w:szCs w:val="36"/>
+        </w:rPr>
+        <w:t>uery</w:t>
+      </w:r>
+    </w:p>
+    <w:p>
+      <w:pPr>
+        <w:pStyle w:val="ListParagraph"/>
+        <w:numPr>
+          <w:ilvl w:val="0"/>
+          <w:numId w:val="2"/>
+        </w:numPr>
+        <w:rPr>
+          <w:color w:val="EE0000"/>
+          <w:sz w:val="28"/>
+          <w:szCs w:val="28"/>
+        </w:rPr>
+      </w:pPr>
+      <w:r>
+        <w:rPr>
+          <w:sz w:val="28"/>
+          <w:szCs w:val="28"/>
+        </w:rPr>
+        <w:t xml:space="preserve">Thay thế cho sự kiện </w:t>
+      </w:r>
+      <w:r>
+        <w:rPr>
+          <w:sz w:val="28"/>
+          <w:szCs w:val="28"/>
+        </w:rPr>
+        <w:t>DOMContentLoaded</w:t>
+      </w:r>
+      <w:r>
+        <w:rPr>
+          <w:sz w:val="28"/>
+          <w:szCs w:val="28"/>
+        </w:rPr>
+        <w:t xml:space="preserve"> của Javascript thuần</w:t>
+      </w:r>
+    </w:p>
+    <w:p>
+      <w:pPr>
+        <w:rPr>
+          <w:sz w:val="28"/>
+          <w:szCs w:val="28"/>
+        </w:rPr>
+      </w:pPr>
+      <w:r>
+        <w:rPr>
+          <w:sz w:val="28"/>
+          <w:szCs w:val="28"/>
+        </w:rPr>
+        <w:t>Định nghĩa trong tài liệu:</w:t>
+      </w:r>
+    </w:p>
+    <w:p>
+      <w:pPr>
+        <w:pStyle w:val="ListParagraph"/>
+        <w:numPr>
+          <w:ilvl w:val="0"/>
+          <w:numId w:val="2"/>
+        </w:numPr>
+        <w:rPr>
+          <w:sz w:val="28"/>
+          <w:szCs w:val="28"/>
+        </w:rPr>
+      </w:pPr>
+      <w:r>
+        <w:rPr>
+          <w:sz w:val="28"/>
+          <w:szCs w:val="28"/>
+        </w:rPr>
+        <w:t>Các câu lệnh jQuery bắt đầu với sự kiện document.ready</w:t>
+      </w:r>
+    </w:p>
+    <w:p>
+      <w:pPr>
+        <w:pStyle w:val="ListParagraph"/>
+        <w:numPr>
+          <w:ilvl w:val="0"/>
+          <w:numId w:val="2"/>
+        </w:numPr>
+        <w:rPr>
+          <w:sz w:val="28"/>
+          <w:szCs w:val="28"/>
+        </w:rPr>
+      </w:pPr>
+      <w:r>
+        <w:rPr>
+          <w:sz w:val="28"/>
+          <w:szCs w:val="28"/>
+        </w:rPr>
+        <w:t>Code bên trong $(document).ready(function)</w:t>
+      </w:r>
+      <w:r>
+        <w:rPr>
+          <w:sz w:val="28"/>
+          <w:szCs w:val="28"/>
+        </w:rPr>
+        <w:t>.ready() chỉ được thực thi khi trang DOM sẵn sàng</w:t>
+      </w:r>
+    </w:p>
+    <w:p>
+      <w:pPr>
+        <w:rPr>
+          <w:sz w:val="28"/>
+          <w:szCs w:val="28"/>
+        </w:rPr>
+      </w:pPr>
+      <w:r>
+        <w:rPr>
+          <w:sz w:val="28"/>
+          <w:szCs w:val="28"/>
+        </w:rPr>
+        <w:t>Bổ sung:</w:t>
+      </w:r>
+    </w:p>
+    <w:p>
+      <w:pPr>
+        <w:pStyle w:val="ListParagraph"/>
+        <w:numPr>
+          <w:ilvl w:val="0"/>
+          <w:numId w:val="2"/>
+        </w:numPr>
+        <w:rPr>
+          <w:sz w:val="28"/>
+          <w:szCs w:val="28"/>
+        </w:rPr>
+      </w:pPr>
+      <w:r>
+        <w:rPr>
+          <w:sz w:val="28"/>
+          <w:szCs w:val="28"/>
+        </w:rPr>
+        <w:t>Hàm $(document).ready(function () { ... }); là một phương thức của jQuery dùng để lắng nghe sự kiện DOM Ready</w:t>
+      </w:r>
+    </w:p>
+    <w:p>
+      <w:pPr>
+        <w:pStyle w:val="ListParagraph"/>
+        <w:numPr>
+          <w:ilvl w:val="0"/>
+          <w:numId w:val="2"/>
+        </w:numPr>
+        <w:rPr>
+          <w:sz w:val="28"/>
+          <w:szCs w:val="28"/>
+        </w:rPr>
+      </w:pPr>
+      <w:r>
+        <w:rPr>
+          <w:sz w:val="28"/>
+          <w:szCs w:val="28"/>
+        </w:rPr>
+        <w:t>Đợi cây DOM tải xong: Khi trình duyệt đọc file HTML, nó sẽ xây dựng cấu trúc các thẻ (gọi là DOM). Hàm này đảm bảo rằng tất cả các dòng mã JavaScript bên trong chỉ bắt đầu chạy khi toàn bộ HTML đã được tải xong và sẵn sàng để thao tác</w:t>
+      </w:r>
+    </w:p>
+    <w:p>
+      <w:pPr>
+        <w:pStyle w:val="ListParagraph"/>
+        <w:numPr>
+          <w:ilvl w:val="0"/>
+          <w:numId w:val="2"/>
+        </w:numPr>
+        <w:rPr>
+          <w:sz w:val="28"/>
+          <w:szCs w:val="28"/>
+        </w:rPr>
+      </w:pPr>
+      <w:r>
+        <w:rPr>
+          <w:sz w:val="28"/>
+          <w:szCs w:val="28"/>
+        </w:rPr>
+        <w:t>Thứ tự ưu tiên: Nó chạy sớm hơn sự kiện window.onload vì nó không cần đợi các tài nguyên nặng như hình ảnh hay banner quảng cáo tải xong. Điều này giúp website phản hồi nhanh hơn</w:t>
+      </w:r>
+    </w:p>
+    <w:p>
+      <w:pPr>
+        <w:pStyle w:val="ListParagraph"/>
+        <w:numPr>
+          <w:ilvl w:val="0"/>
+          <w:numId w:val="2"/>
+        </w:numPr>
+        <w:rPr>
+          <w:sz w:val="28"/>
+          <w:szCs w:val="28"/>
+        </w:rPr>
+      </w:pPr>
+      <w:r>
+        <w:rPr>
+          <w:sz w:val="28"/>
+          <w:szCs w:val="28"/>
+        </w:rPr>
+        <w:t>Luồng thực thi: Trình duyệt sẽ chạy các hàm bên trong theo thứ tự từ trên xuống dưới (top-to-bottom).</w:t>
+      </w:r>
+    </w:p>
+    <w:p>
+      <w:pPr>
+        <w:rPr>
+          <w:sz w:val="28"/>
+          <w:szCs w:val="28"/>
+        </w:rPr>
+      </w:pPr>
+    </w:p>
+    <w:p>
+      <w:pPr>
+        <w:pStyle w:val="ListParagraph"/>
+        <w:numPr>
+          <w:ilvl w:val="0"/>
+          <w:numId w:val="3"/>
+        </w:numPr>
+        <w:rPr>
+          <w:color w:val="EE0000"/>
+          <w:sz w:val="36"/>
+          <w:szCs w:val="36"/>
+        </w:rPr>
+      </w:pPr>
+      <w:r>
+        <w:rPr>
+          <w:color w:val="EE0000"/>
+          <w:sz w:val="36"/>
+          <w:szCs w:val="36"/>
+        </w:rPr>
+        <w:t>setActiveNavLink</w:t>
+      </w:r>
+      <w:r>
+        <w:rPr>
+          <w:color w:val="EE0000"/>
+          <w:sz w:val="36"/>
+          <w:szCs w:val="36"/>
+        </w:rPr>
+        <w:t>()</w:t>
+      </w:r>
+      <w:r>
+        <w:rPr>
+          <w:color w:val="EE0000"/>
+          <w:sz w:val="36"/>
+          <w:szCs w:val="36"/>
+        </w:rPr>
+        <w:t xml:space="preserve"> - JavaScript thuần</w:t>
+      </w:r>
+    </w:p>
+    <w:p>
+      <w:pPr>
+        <w:rPr>
+          <w:sz w:val="28"/>
+          <w:szCs w:val="28"/>
+        </w:rPr>
+      </w:pPr>
+      <w:r>
+        <w:rPr>
+          <w:sz w:val="28"/>
+          <w:szCs w:val="28"/>
+        </w:rPr>
+        <w:t>Định nghĩa</w:t>
+      </w:r>
+    </w:p>
+    <w:p>
+      <w:pPr>
+        <w:pStyle w:val="ListParagraph"/>
+        <w:numPr>
+          <w:ilvl w:val="0"/>
+          <w:numId w:val="2"/>
+        </w:numPr>
+        <w:rPr>
+          <w:sz w:val="28"/>
+          <w:szCs w:val="28"/>
+        </w:rPr>
+      </w:pPr>
+      <w:r>
+        <w:rPr>
+          <w:sz w:val="28"/>
+          <w:szCs w:val="28"/>
+        </w:rPr>
+        <w:t>setActiveNavLink() là hàm xử lý giao diện dùng chung (Global UI Utility), có nhiệm vụ tự động nhận diện trang HTML hiện hành và làm nổi bật mục tương ứng trên thanh điều hướng (Navbar). Hàm này giúp người dùng biết rõ họ đang ở vị trí nào trong cấu trúc website (Improve User Experience - UX).</w:t>
+      </w:r>
+    </w:p>
+    <w:p>
+      <w:pPr>
+        <w:rPr>
+          <w:sz w:val="28"/>
+          <w:szCs w:val="28"/>
+        </w:rPr>
+      </w:pPr>
+      <w:r>
+        <w:rPr>
+          <w:sz w:val="28"/>
+          <w:szCs w:val="28"/>
+        </w:rPr>
+        <w:t>Cách hoạt động</w:t>
+      </w:r>
+    </w:p>
+    <w:p>
+      <w:pPr>
+        <w:pStyle w:val="ListParagraph"/>
+        <w:numPr>
+          <w:ilvl w:val="0"/>
+          <w:numId w:val="2"/>
+        </w:numPr>
+        <w:rPr>
+          <w:sz w:val="28"/>
+          <w:szCs w:val="28"/>
+        </w:rPr>
+      </w:pPr>
+      <w:r>
+        <w:rPr>
+          <w:sz w:val="28"/>
+          <w:szCs w:val="28"/>
+        </w:rPr>
+        <w:t>Xác định trang hiện tại (Identify Current Page)</w:t>
+      </w:r>
+    </w:p>
+    <w:p>
+      <w:pPr>
+        <w:pStyle w:val="ListParagraph"/>
+        <w:numPr>
+          <w:ilvl w:val="1"/>
+          <w:numId w:val="2"/>
+        </w:numPr>
+        <w:rPr>
+          <w:sz w:val="28"/>
+          <w:szCs w:val="28"/>
+        </w:rPr>
+      </w:pPr>
+      <w:r>
+        <w:rPr>
+          <w:sz w:val="28"/>
+          <w:szCs w:val="28"/>
+        </w:rPr>
+        <w:lastRenderedPageBreak/>
+        <w:t>Sử dụng window.location.pathname để lấy đường dẫn URL từ trình duyệt.</w:t>
+      </w:r>
+    </w:p>
+    <w:p>
+      <w:pPr>
+        <w:pStyle w:val="ListParagraph"/>
+        <w:numPr>
+          <w:ilvl w:val="1"/>
+          <w:numId w:val="2"/>
+        </w:numPr>
+        <w:rPr>
+          <w:sz w:val="28"/>
+          <w:szCs w:val="28"/>
+        </w:rPr>
+      </w:pPr>
+      <w:r>
+        <w:rPr>
+          <w:sz w:val="28"/>
+          <w:szCs w:val="28"/>
+        </w:rPr>
+        <w:t>Dùng phương thức .split("/").pop() để tách chuỗi và lấy ra tên file cuối cùng (ví dụ: lấy được "products.html" từ đường dẫn .../products.html).</w:t>
+      </w:r>
+    </w:p>
+    <w:p>
+      <w:pPr>
+        <w:pStyle w:val="ListParagraph"/>
+        <w:numPr>
+          <w:ilvl w:val="0"/>
+          <w:numId w:val="2"/>
+        </w:numPr>
+        <w:rPr>
+          <w:sz w:val="28"/>
+          <w:szCs w:val="28"/>
+        </w:rPr>
+      </w:pPr>
+      <w:r>
+        <w:rPr>
+          <w:sz w:val="28"/>
+          <w:szCs w:val="28"/>
+        </w:rPr>
+        <w:t>Truy vấn các phần tử giao diện (DOM Query)</w:t>
+      </w:r>
+    </w:p>
+    <w:p>
+      <w:pPr>
+        <w:pStyle w:val="ListParagraph"/>
+        <w:numPr>
+          <w:ilvl w:val="1"/>
+          <w:numId w:val="2"/>
+        </w:numPr>
+        <w:rPr>
+          <w:sz w:val="28"/>
+          <w:szCs w:val="28"/>
+        </w:rPr>
+      </w:pPr>
+      <w:r>
+        <w:rPr>
+          <w:sz w:val="28"/>
+          <w:szCs w:val="28"/>
+        </w:rPr>
+        <w:t>Sử dụng document.querySelectorAll(".navbar .nav-link") để tìm tất cả các thẻ liên kết nằm trong thanh Navbar của website. Kết quả trả về là một danh sách các phần tử (NodeList).</w:t>
+      </w:r>
+    </w:p>
+    <w:p>
+      <w:pPr>
+        <w:pStyle w:val="ListParagraph"/>
+        <w:numPr>
+          <w:ilvl w:val="0"/>
+          <w:numId w:val="2"/>
+        </w:numPr>
+        <w:rPr>
+          <w:sz w:val="28"/>
+          <w:szCs w:val="28"/>
+        </w:rPr>
+      </w:pPr>
+      <w:r>
+        <w:rPr>
+          <w:sz w:val="28"/>
+          <w:szCs w:val="28"/>
+        </w:rPr>
+        <w:t>Duyệt mảng và lấy dữ liệu liên kết (Iteration &amp; Data Extraction)</w:t>
+      </w:r>
+    </w:p>
+    <w:p>
+      <w:pPr>
+        <w:pStyle w:val="ListParagraph"/>
+        <w:numPr>
+          <w:ilvl w:val="1"/>
+          <w:numId w:val="2"/>
+        </w:numPr>
+        <w:rPr>
+          <w:sz w:val="28"/>
+          <w:szCs w:val="28"/>
+        </w:rPr>
+      </w:pPr>
+      <w:r>
+        <w:rPr>
+          <w:sz w:val="28"/>
+          <w:szCs w:val="28"/>
+        </w:rPr>
+        <w:t>Sử dụng vòng lặp for truyền thống để đi qua từng thẻ liên kết.</w:t>
+      </w:r>
+    </w:p>
+    <w:p>
+      <w:pPr>
+        <w:pStyle w:val="ListParagraph"/>
+        <w:numPr>
+          <w:ilvl w:val="1"/>
+          <w:numId w:val="2"/>
+        </w:numPr>
+        <w:rPr>
+          <w:sz w:val="28"/>
+          <w:szCs w:val="28"/>
+        </w:rPr>
+      </w:pPr>
+      <w:r>
+        <w:rPr>
+          <w:sz w:val="28"/>
+          <w:szCs w:val="28"/>
+        </w:rPr>
+        <w:t>Với mỗi thẻ, hàm dùng .getAttribute("href") để lấy giá trị trang đích mà thẻ đó đang trỏ tới.</w:t>
+      </w:r>
+    </w:p>
+    <w:p>
+      <w:pPr>
+        <w:pStyle w:val="ListParagraph"/>
+        <w:numPr>
+          <w:ilvl w:val="0"/>
+          <w:numId w:val="2"/>
+        </w:numPr>
+        <w:rPr>
+          <w:sz w:val="28"/>
+          <w:szCs w:val="28"/>
+        </w:rPr>
+      </w:pPr>
+      <w:r>
+        <w:rPr>
+          <w:sz w:val="28"/>
+          <w:szCs w:val="28"/>
+        </w:rPr>
+        <w:t>So sánh và Cập nhật trạng thái (Comparison &amp; Class Toggling)</w:t>
+      </w:r>
+    </w:p>
+    <w:p>
+      <w:pPr>
+        <w:pStyle w:val="ListParagraph"/>
+        <w:numPr>
+          <w:ilvl w:val="1"/>
+          <w:numId w:val="2"/>
+        </w:numPr>
+        <w:rPr>
+          <w:sz w:val="28"/>
+          <w:szCs w:val="28"/>
+        </w:rPr>
+      </w:pPr>
+      <w:r>
+        <w:rPr>
+          <w:sz w:val="28"/>
+          <w:szCs w:val="28"/>
+        </w:rPr>
+        <w:t>Nếu khớp: Nếu tên trang đích của thẻ giống với tên trang hiện tại của trình duyệt, hàm sẽ dùng .classList.add("active") để thêm lớp CSS làm nổi bật nút đó.</w:t>
+      </w:r>
+    </w:p>
+    <w:p>
+      <w:pPr>
+        <w:pStyle w:val="ListParagraph"/>
+        <w:numPr>
+          <w:ilvl w:val="1"/>
+          <w:numId w:val="2"/>
+        </w:numPr>
+        <w:rPr>
+          <w:sz w:val="28"/>
+          <w:szCs w:val="28"/>
+        </w:rPr>
+      </w:pPr>
+      <w:r>
+        <w:rPr>
+          <w:sz w:val="28"/>
+          <w:szCs w:val="28"/>
+        </w:rPr>
+        <w:t>Nếu không khớp: Hàm dùng .classList.remove("active") để loại bỏ lớp nổi bật, đảm bảo chỉ có duy nhất một menu được sáng lên tại một thời điểm.</w:t>
       </w:r>
     </w:p>
     <w:sectPr>
@@ -27,6 +590,334 @@
     </w:sectPr>
   </w:body>
 </w:document>
+</file>
+
+<file path=word/numbering.xml><?xml version="1.0" encoding="utf-8"?>
+<w:numbering xmlns:wpc="http://schemas.microsoft.com/office/word/2010/wordprocessingCanvas" xmlns:cx="http://schemas.microsoft.com/office/drawing/2014/chartex" xmlns:cx1="http://schemas.microsoft.com/office/drawing/2015/9/8/chartex" xmlns:cx2="http://schemas.microsoft.com/office/drawing/2015/10/21/chartex" xmlns:cx3="http://schemas.microsoft.com/office/drawing/2016/5/9/chartex" xmlns:cx4="http://schemas.microsoft.com/office/drawing/2016/5/10/chartex" xmlns:cx5="http://schemas.microsoft.com/office/drawing/2016/5/11/chartex" xmlns:cx6="http://schemas.microsoft.com/office/drawing/2016/5/12/chartex" xmlns:cx7="http://schemas.microsoft.com/office/drawing/2016/5/13/chartex" xmlns:cx8="http://schemas.microsoft.com/office/drawing/2016/5/14/chartex" xmlns:mc="http://schemas.openxmlformats.org/markup-compatibility/2006" xmlns:aink="http://schemas.microsoft.com/office/drawing/2016/ink" xmlns:am3d="http://schemas.microsoft.com/office/drawing/2017/model3d" xmlns:o="urn:schemas-microsoft-com:office:office" xmlns:oel="http://schemas.microsoft.com/office/2019/extlst" xmlns:r="http://schemas.openxmlformats.org/officeDocument/2006/relationships" xmlns:m="http://schemas.openxmlformats.org/officeDocument/2006/math" xmlns:v="urn:schemas-microsoft-com:vml" xmlns:wp14="http://schemas.microsoft.com/office/word/2010/wordprocessingDrawing" xmlns:wp="http://schemas.openxmlformats.org/drawingml/2006/wordprocessingDrawing" xmlns:w10="urn:schemas-microsoft-com:office:word" xmlns:w="http://schemas.openxmlformats.org/wordprocessingml/2006/main" xmlns:w14="http://schemas.microsoft.com/office/word/2010/wordml" xmlns:w15="http://schemas.microsoft.com/office/word/2012/wordml" xmlns:w16cex="http://schemas.microsoft.com/office/word/2018/wordml/cex" xmlns:w16cid="http://schemas.microsoft.com/office/word/2016/wordml/cid" xmlns:w16="http://schemas.microsoft.com/office/word/2018/wordml" xmlns:w16du="http://schemas.microsoft.com/office/word/2023/wordml/word16du" xmlns:w16sdtdh="http://schemas.microsoft.com/office/word/2020/wordml/sdtdatahash" xmlns:w16sdtfl="http://schemas.microsoft.com/office/word/2024/wordml/sdtformatlock" xmlns:w16se="http://schemas.microsoft.com/office/word/2015/wordml/symex" xmlns:wpg="http://schemas.microsoft.com/office/word/2010/wordprocessingGroup" xmlns:wpi="http://schemas.microsoft.com/office/word/2010/wordprocessingInk" xmlns:wne="http://schemas.microsoft.com/office/word/2006/wordml" xmlns:wps="http://schemas.microsoft.com/office/word/2010/wordprocessingShape" mc:Ignorable="w14 w15 w16se w16cid w16 w16cex w16sdtdh w16sdtfl w16du wp14">
+  <w:abstractNum w:abstractNumId="0" w15:restartNumberingAfterBreak="0">
+    <w:nsid w:val="14750375"/>
+    <w:multiLevelType w:val="hybridMultilevel"/>
+    <w:tmpl w:val="A858AFA6"/>
+    <w:lvl w:ilvl="0" w:tplc="4540F5E2">
+      <w:numFmt w:val="bullet"/>
+      <w:lvlText w:val="-"/>
+      <w:lvlJc w:val="left"/>
+      <w:pPr>
+        <w:ind w:left="720" w:hanging="360"/>
+      </w:pPr>
+      <w:rPr>
+        <w:rFonts w:ascii="Times New Roman" w:eastAsiaTheme="minorHAnsi" w:hAnsi="Times New Roman" w:cs="Times New Roman" w:hint="default"/>
+        <w:color w:val="auto"/>
+      </w:rPr>
+    </w:lvl>
+    <w:lvl w:ilvl="1" w:tplc="04090003">
+      <w:start w:val="1"/>
+      <w:numFmt w:val="bullet"/>
+      <w:lvlText w:val="o"/>
+      <w:lvlJc w:val="left"/>
+      <w:pPr>
+        <w:ind w:left="1440" w:hanging="360"/>
+      </w:pPr>
+      <w:rPr>
+        <w:rFonts w:ascii="Courier New" w:hAnsi="Courier New" w:cs="Courier New" w:hint="default"/>
+      </w:rPr>
+    </w:lvl>
+    <w:lvl w:ilvl="2" w:tplc="04090005" w:tentative="1">
+      <w:start w:val="1"/>
+      <w:numFmt w:val="bullet"/>
+      <w:lvlText w:val=""/>
+      <w:lvlJc w:val="left"/>
+      <w:pPr>
+        <w:ind w:left="2160" w:hanging="360"/>
+      </w:pPr>
+      <w:rPr>
+        <w:rFonts w:ascii="Wingdings" w:hAnsi="Wingdings" w:hint="default"/>
+      </w:rPr>
+    </w:lvl>
+    <w:lvl w:ilvl="3" w:tplc="04090001" w:tentative="1">
+      <w:start w:val="1"/>
+      <w:numFmt w:val="bullet"/>
+      <w:lvlText w:val=""/>
+      <w:lvlJc w:val="left"/>
+      <w:pPr>
+        <w:ind w:left="2880" w:hanging="360"/>
+      </w:pPr>
+      <w:rPr>
+        <w:rFonts w:ascii="Symbol" w:hAnsi="Symbol" w:hint="default"/>
+      </w:rPr>
+    </w:lvl>
+    <w:lvl w:ilvl="4" w:tplc="04090003" w:tentative="1">
+      <w:start w:val="1"/>
+      <w:numFmt w:val="bullet"/>
+      <w:lvlText w:val="o"/>
+      <w:lvlJc w:val="left"/>
+      <w:pPr>
+        <w:ind w:left="3600" w:hanging="360"/>
+      </w:pPr>
+      <w:rPr>
+        <w:rFonts w:ascii="Courier New" w:hAnsi="Courier New" w:cs="Courier New" w:hint="default"/>
+      </w:rPr>
+    </w:lvl>
+    <w:lvl w:ilvl="5" w:tplc="04090005" w:tentative="1">
+      <w:start w:val="1"/>
+      <w:numFmt w:val="bullet"/>
+      <w:lvlText w:val=""/>
+      <w:lvlJc w:val="left"/>
+      <w:pPr>
+        <w:ind w:left="4320" w:hanging="360"/>
+      </w:pPr>
+      <w:rPr>
+        <w:rFonts w:ascii="Wingdings" w:hAnsi="Wingdings" w:hint="default"/>
+      </w:rPr>
+    </w:lvl>
+    <w:lvl w:ilvl="6" w:tplc="04090001" w:tentative="1">
+      <w:start w:val="1"/>
+      <w:numFmt w:val="bullet"/>
+      <w:lvlText w:val=""/>
+      <w:lvlJc w:val="left"/>
+      <w:pPr>
+        <w:ind w:left="5040" w:hanging="360"/>
+      </w:pPr>
+      <w:rPr>
+        <w:rFonts w:ascii="Symbol" w:hAnsi="Symbol" w:hint="default"/>
+      </w:rPr>
+    </w:lvl>
+    <w:lvl w:ilvl="7" w:tplc="04090003" w:tentative="1">
+      <w:start w:val="1"/>
+      <w:numFmt w:val="bullet"/>
+      <w:lvlText w:val="o"/>
+      <w:lvlJc w:val="left"/>
+      <w:pPr>
+        <w:ind w:left="5760" w:hanging="360"/>
+      </w:pPr>
+      <w:rPr>
+        <w:rFonts w:ascii="Courier New" w:hAnsi="Courier New" w:cs="Courier New" w:hint="default"/>
+      </w:rPr>
+    </w:lvl>
+    <w:lvl w:ilvl="8" w:tplc="04090005" w:tentative="1">
+      <w:start w:val="1"/>
+      <w:numFmt w:val="bullet"/>
+      <w:lvlText w:val=""/>
+      <w:lvlJc w:val="left"/>
+      <w:pPr>
+        <w:ind w:left="6480" w:hanging="360"/>
+      </w:pPr>
+      <w:rPr>
+        <w:rFonts w:ascii="Wingdings" w:hAnsi="Wingdings" w:hint="default"/>
+      </w:rPr>
+    </w:lvl>
+  </w:abstractNum>
+  <w:abstractNum w:abstractNumId="1" w15:restartNumberingAfterBreak="0">
+    <w:nsid w:val="4A8109D1"/>
+    <w:multiLevelType w:val="hybridMultilevel"/>
+    <w:tmpl w:val="DBC4A5A4"/>
+    <w:lvl w:ilvl="0" w:tplc="2938AD24">
+      <w:numFmt w:val="bullet"/>
+      <w:lvlText w:val="-"/>
+      <w:lvlJc w:val="left"/>
+      <w:pPr>
+        <w:ind w:left="720" w:hanging="360"/>
+      </w:pPr>
+      <w:rPr>
+        <w:rFonts w:ascii="Times New Roman" w:eastAsiaTheme="minorHAnsi" w:hAnsi="Times New Roman" w:cs="Times New Roman" w:hint="default"/>
+      </w:rPr>
+    </w:lvl>
+    <w:lvl w:ilvl="1" w:tplc="04090003" w:tentative="1">
+      <w:start w:val="1"/>
+      <w:numFmt w:val="bullet"/>
+      <w:lvlText w:val="o"/>
+      <w:lvlJc w:val="left"/>
+      <w:pPr>
+        <w:ind w:left="1440" w:hanging="360"/>
+      </w:pPr>
+      <w:rPr>
+        <w:rFonts w:ascii="Courier New" w:hAnsi="Courier New" w:cs="Courier New" w:hint="default"/>
+      </w:rPr>
+    </w:lvl>
+    <w:lvl w:ilvl="2" w:tplc="04090005" w:tentative="1">
+      <w:start w:val="1"/>
+      <w:numFmt w:val="bullet"/>
+      <w:lvlText w:val=""/>
+      <w:lvlJc w:val="left"/>
+      <w:pPr>
+        <w:ind w:left="2160" w:hanging="360"/>
+      </w:pPr>
+      <w:rPr>
+        <w:rFonts w:ascii="Wingdings" w:hAnsi="Wingdings" w:hint="default"/>
+      </w:rPr>
+    </w:lvl>
+    <w:lvl w:ilvl="3" w:tplc="04090001" w:tentative="1">
+      <w:start w:val="1"/>
+      <w:numFmt w:val="bullet"/>
+      <w:lvlText w:val=""/>
+      <w:lvlJc w:val="left"/>
+      <w:pPr>
+        <w:ind w:left="2880" w:hanging="360"/>
+      </w:pPr>
+      <w:rPr>
+        <w:rFonts w:ascii="Symbol" w:hAnsi="Symbol" w:hint="default"/>
+      </w:rPr>
+    </w:lvl>
+    <w:lvl w:ilvl="4" w:tplc="04090003" w:tentative="1">
+      <w:start w:val="1"/>
+      <w:numFmt w:val="bullet"/>
+      <w:lvlText w:val="o"/>
+      <w:lvlJc w:val="left"/>
+      <w:pPr>
+        <w:ind w:left="3600" w:hanging="360"/>
+      </w:pPr>
+      <w:rPr>
+        <w:rFonts w:ascii="Courier New" w:hAnsi="Courier New" w:cs="Courier New" w:hint="default"/>
+      </w:rPr>
+    </w:lvl>
+    <w:lvl w:ilvl="5" w:tplc="04090005" w:tentative="1">
+      <w:start w:val="1"/>
+      <w:numFmt w:val="bullet"/>
+      <w:lvlText w:val=""/>
+      <w:lvlJc w:val="left"/>
+      <w:pPr>
+        <w:ind w:left="4320" w:hanging="360"/>
+      </w:pPr>
+      <w:rPr>
+        <w:rFonts w:ascii="Wingdings" w:hAnsi="Wingdings" w:hint="default"/>
+      </w:rPr>
+    </w:lvl>
+    <w:lvl w:ilvl="6" w:tplc="04090001" w:tentative="1">
+      <w:start w:val="1"/>
+      <w:numFmt w:val="bullet"/>
+      <w:lvlText w:val=""/>
+      <w:lvlJc w:val="left"/>
+      <w:pPr>
+        <w:ind w:left="5040" w:hanging="360"/>
+      </w:pPr>
+      <w:rPr>
+        <w:rFonts w:ascii="Symbol" w:hAnsi="Symbol" w:hint="default"/>
+      </w:rPr>
+    </w:lvl>
+    <w:lvl w:ilvl="7" w:tplc="04090003" w:tentative="1">
+      <w:start w:val="1"/>
+      <w:numFmt w:val="bullet"/>
+      <w:lvlText w:val="o"/>
+      <w:lvlJc w:val="left"/>
+      <w:pPr>
+        <w:ind w:left="5760" w:hanging="360"/>
+      </w:pPr>
+      <w:rPr>
+        <w:rFonts w:ascii="Courier New" w:hAnsi="Courier New" w:cs="Courier New" w:hint="default"/>
+      </w:rPr>
+    </w:lvl>
+    <w:lvl w:ilvl="8" w:tplc="04090005" w:tentative="1">
+      <w:start w:val="1"/>
+      <w:numFmt w:val="bullet"/>
+      <w:lvlText w:val=""/>
+      <w:lvlJc w:val="left"/>
+      <w:pPr>
+        <w:ind w:left="6480" w:hanging="360"/>
+      </w:pPr>
+      <w:rPr>
+        <w:rFonts w:ascii="Wingdings" w:hAnsi="Wingdings" w:hint="default"/>
+      </w:rPr>
+    </w:lvl>
+  </w:abstractNum>
+  <w:abstractNum w:abstractNumId="2" w15:restartNumberingAfterBreak="0">
+    <w:nsid w:val="4BC74C21"/>
+    <w:multiLevelType w:val="hybridMultilevel"/>
+    <w:tmpl w:val="2F16E402"/>
+    <w:lvl w:ilvl="0" w:tplc="0409000F">
+      <w:start w:val="1"/>
+      <w:numFmt w:val="decimal"/>
+      <w:lvlText w:val="%1."/>
+      <w:lvlJc w:val="left"/>
+      <w:pPr>
+        <w:ind w:left="720" w:hanging="360"/>
+      </w:pPr>
+      <w:rPr>
+        <w:rFonts w:hint="default"/>
+      </w:rPr>
+    </w:lvl>
+    <w:lvl w:ilvl="1" w:tplc="04090019" w:tentative="1">
+      <w:start w:val="1"/>
+      <w:numFmt w:val="lowerLetter"/>
+      <w:lvlText w:val="%2."/>
+      <w:lvlJc w:val="left"/>
+      <w:pPr>
+        <w:ind w:left="1440" w:hanging="360"/>
+      </w:pPr>
+    </w:lvl>
+    <w:lvl w:ilvl="2" w:tplc="0409001B" w:tentative="1">
+      <w:start w:val="1"/>
+      <w:numFmt w:val="lowerRoman"/>
+      <w:lvlText w:val="%3."/>
+      <w:lvlJc w:val="right"/>
+      <w:pPr>
+        <w:ind w:left="2160" w:hanging="180"/>
+      </w:pPr>
+    </w:lvl>
+    <w:lvl w:ilvl="3" w:tplc="0409000F" w:tentative="1">
+      <w:start w:val="1"/>
+      <w:numFmt w:val="decimal"/>
+      <w:lvlText w:val="%4."/>
+      <w:lvlJc w:val="left"/>
+      <w:pPr>
+        <w:ind w:left="2880" w:hanging="360"/>
+      </w:pPr>
+    </w:lvl>
+    <w:lvl w:ilvl="4" w:tplc="04090019" w:tentative="1">
+      <w:start w:val="1"/>
+      <w:numFmt w:val="lowerLetter"/>
+      <w:lvlText w:val="%5."/>
+      <w:lvlJc w:val="left"/>
+      <w:pPr>
+        <w:ind w:left="3600" w:hanging="360"/>
+      </w:pPr>
+    </w:lvl>
+    <w:lvl w:ilvl="5" w:tplc="0409001B" w:tentative="1">
+      <w:start w:val="1"/>
+      <w:numFmt w:val="lowerRoman"/>
+      <w:lvlText w:val="%6."/>
+      <w:lvlJc w:val="right"/>
+      <w:pPr>
+        <w:ind w:left="4320" w:hanging="180"/>
+      </w:pPr>
+    </w:lvl>
+    <w:lvl w:ilvl="6" w:tplc="0409000F" w:tentative="1">
+      <w:start w:val="1"/>
+      <w:numFmt w:val="decimal"/>
+      <w:lvlText w:val="%7."/>
+      <w:lvlJc w:val="left"/>
+      <w:pPr>
+        <w:ind w:left="5040" w:hanging="360"/>
+      </w:pPr>
+    </w:lvl>
+    <w:lvl w:ilvl="7" w:tplc="04090019" w:tentative="1">
+      <w:start w:val="1"/>
+      <w:numFmt w:val="lowerLetter"/>
+      <w:lvlText w:val="%8."/>
+      <w:lvlJc w:val="left"/>
+      <w:pPr>
+        <w:ind w:left="5760" w:hanging="360"/>
+      </w:pPr>
+    </w:lvl>
+    <w:lvl w:ilvl="8" w:tplc="0409001B" w:tentative="1">
+      <w:start w:val="1"/>
+      <w:numFmt w:val="lowerRoman"/>
+      <w:lvlText w:val="%9."/>
+      <w:lvlJc w:val="right"/>
+      <w:pPr>
+        <w:ind w:left="6480" w:hanging="180"/>
+      </w:pPr>
+    </w:lvl>
+  </w:abstractNum>
+  <w:num w:numId="1" w16cid:durableId="490484205">
+    <w:abstractNumId w:val="1"/>
+  </w:num>
+  <w:num w:numId="2" w16cid:durableId="1014185268">
+    <w:abstractNumId w:val="0"/>
+  </w:num>
+  <w:num w:numId="3" w16cid:durableId="2055544904">
+    <w:abstractNumId w:val="2"/>
+  </w:num>
+</w:numbering>
 </file>
 
 <file path=word/styles.xml><?xml version="1.0" encoding="utf-8"?>
